--- a/templates/new_templates/new_normal.docx
+++ b/templates/new_templates/new_normal.docx
@@ -2937,8 +2937,6 @@
         </w:rPr>
         <w:t>{{alert_num_place}}</w:t>
       </w:r>
-      <w:bookmarkStart w:id="0" w:name="_GoBack"/>
-      <w:bookmarkEnd w:id="0"/>
     </w:p>
     <w:p>
       <w:pPr>
@@ -4697,6 +4695,9 @@
             <w:vAlign w:val="center"/>
           </w:tcPr>
           <w:p>
+            <w:pPr>
+              <w:jc w:val="center"/>
+            </w:pPr>
             <w:r>
               <w:t>{{indication_10_avg}}</w:t>
             </w:r>
@@ -4715,6 +4716,9 @@
             <w:vAlign w:val="center"/>
           </w:tcPr>
           <w:p>
+            <w:pPr>
+              <w:jc w:val="center"/>
+            </w:pPr>
             <w:r>
               <w:t>{{indication_10_error}}</w:t>
             </w:r>
@@ -4733,8 +4737,21 @@
             <w:vAlign w:val="center"/>
           </w:tcPr>
           <w:p>
-            <w:r>
-              <w:t>{{indication_10_urel}}</w:t>
+            <w:pPr>
+              <w:jc w:val="center"/>
+              <w:rPr>
+                <w:rFonts w:hint="default" w:eastAsia="等线"/>
+                <w:lang w:val="en-US" w:eastAsia="zh-CN"/>
+              </w:rPr>
+            </w:pPr>
+            <w:bookmarkStart w:id="0" w:name="_GoBack"/>
+            <w:bookmarkEnd w:id="0"/>
+            <w:r>
+              <w:rPr>
+                <w:rFonts w:hint="eastAsia"/>
+                <w:lang w:val="en-US" w:eastAsia="zh-CN"/>
+              </w:rPr>
+              <w:t>0.5</w:t>
             </w:r>
           </w:p>
         </w:tc>
@@ -4799,6 +4816,9 @@
             <w:vAlign w:val="center"/>
           </w:tcPr>
           <w:p>
+            <w:pPr>
+              <w:jc w:val="center"/>
+            </w:pPr>
             <w:r>
               <w:t>{{indication_40_avg}}</w:t>
             </w:r>
@@ -4817,6 +4837,9 @@
             <w:vAlign w:val="center"/>
           </w:tcPr>
           <w:p>
+            <w:pPr>
+              <w:jc w:val="center"/>
+            </w:pPr>
             <w:r>
               <w:t>{{indication_40_error}}</w:t>
             </w:r>
@@ -4835,8 +4858,15 @@
             <w:vAlign w:val="center"/>
           </w:tcPr>
           <w:p>
-            <w:r>
-              <w:t>{{indication_40_urel}}</w:t>
+            <w:pPr>
+              <w:jc w:val="center"/>
+            </w:pPr>
+            <w:r>
+              <w:rPr>
+                <w:rFonts w:hint="eastAsia"/>
+                <w:lang w:val="en-US" w:eastAsia="zh-CN"/>
+              </w:rPr>
+              <w:t>0.9</w:t>
             </w:r>
           </w:p>
         </w:tc>
@@ -4901,6 +4931,9 @@
             <w:vAlign w:val="center"/>
           </w:tcPr>
           <w:p>
+            <w:pPr>
+              <w:jc w:val="center"/>
+            </w:pPr>
             <w:r>
               <w:t>{{indication_60_avg}}</w:t>
             </w:r>
@@ -4919,6 +4952,9 @@
             <w:vAlign w:val="center"/>
           </w:tcPr>
           <w:p>
+            <w:pPr>
+              <w:jc w:val="center"/>
+            </w:pPr>
             <w:r>
               <w:t>{{indication_60_error}}</w:t>
             </w:r>
@@ -4937,8 +4973,15 @@
             <w:vAlign w:val="center"/>
           </w:tcPr>
           <w:p>
-            <w:r>
-              <w:t>{{indication_60_urel}}</w:t>
+            <w:pPr>
+              <w:jc w:val="center"/>
+            </w:pPr>
+            <w:r>
+              <w:rPr>
+                <w:rFonts w:hint="eastAsia"/>
+                <w:lang w:val="en-US" w:eastAsia="zh-CN"/>
+              </w:rPr>
+              <w:t>1.0</w:t>
             </w:r>
           </w:p>
         </w:tc>

--- a/templates/new_templates/new_normal.docx
+++ b/templates/new_templates/new_normal.docx
@@ -2672,8 +2672,10 @@
           <w:szCs w:val="21"/>
           <w:lang w:eastAsia="zh-CN"/>
         </w:rPr>
-        <w:t>计量校准机构备案号：</w:t>
-      </w:r>
+        <w:t>计量校准机构备案号：（2021）浙量校（绍）F002号</w:t>
+      </w:r>
+      <w:bookmarkStart w:id="0" w:name="_GoBack"/>
+      <w:bookmarkEnd w:id="0"/>
     </w:p>
     <w:p>
       <w:pPr>
@@ -4744,8 +4746,6 @@
                 <w:lang w:val="en-US" w:eastAsia="zh-CN"/>
               </w:rPr>
             </w:pPr>
-            <w:bookmarkStart w:id="0" w:name="_GoBack"/>
-            <w:bookmarkEnd w:id="0"/>
             <w:r>
               <w:rPr>
                 <w:rFonts w:hint="eastAsia"/>

--- a/templates/new_templates/new_normal.docx
+++ b/templates/new_templates/new_normal.docx
@@ -617,16 +617,41 @@
         </w:rPr>
         <w:t xml:space="preserve">    </w:t>
       </w:r>
-      <w:r>
-        <w:rPr>
-          <w:rFonts w:hint="eastAsia"/>
-          <w:b/>
-          <w:bCs/>
-          <w:sz w:val="24"/>
-          <w:szCs w:val="24"/>
-          <w:u w:val="single"/>
-        </w:rPr>
-        <w:t>可燃气体检测报警器</w:t>
+      <w:bookmarkStart w:id="0" w:name="_GoBack"/>
+      <w:bookmarkEnd w:id="0"/>
+      <w:r>
+        <w:rPr>
+          <w:rFonts w:hint="eastAsia"/>
+          <w:b/>
+          <w:bCs/>
+          <w:sz w:val="24"/>
+          <w:szCs w:val="24"/>
+          <w:u w:val="single"/>
+        </w:rPr>
+        <w:t>{{</w:t>
+      </w:r>
+      <w:r>
+        <w:rPr>
+          <w:rFonts w:hint="eastAsia"/>
+          <w:b/>
+          <w:bCs/>
+          <w:sz w:val="24"/>
+          <w:szCs w:val="24"/>
+          <w:u w:val="single"/>
+          <w:lang w:val="en-US" w:eastAsia="zh-CN"/>
+        </w:rPr>
+        <w:t>qiju</w:t>
+      </w:r>
+      <w:r>
+        <w:rPr>
+          <w:rFonts w:hint="eastAsia"/>
+          <w:b/>
+          <w:bCs/>
+          <w:sz w:val="24"/>
+          <w:szCs w:val="24"/>
+          <w:u w:val="single"/>
+        </w:rPr>
+        <w:t>}}</w:t>
       </w:r>
       <w:r>
         <w:rPr>
@@ -2398,7 +2423,7 @@
           <w:szCs w:val="24"/>
           <w:lang w:val="en-US" w:eastAsia="zh-CN"/>
         </w:rPr>
-        <w:t>{{date_second}}</w:t>
+        <w:t>{{date_now}}</w:t>
       </w:r>
     </w:p>
     <w:p>
@@ -2544,7 +2569,7 @@
           <w:szCs w:val="24"/>
           <w:lang w:val="en-US" w:eastAsia="zh-CN"/>
         </w:rPr>
-        <w:t>{{date_second}}</w:t>
+        <w:t>{{date_now}}</w:t>
       </w:r>
     </w:p>
     <w:p>
@@ -2674,8 +2699,6 @@
         </w:rPr>
         <w:t>计量校准机构备案号：（2021）浙量校（绍）F002号</w:t>
       </w:r>
-      <w:bookmarkStart w:id="0" w:name="_GoBack"/>
-      <w:bookmarkEnd w:id="0"/>
     </w:p>
     <w:p>
       <w:pPr>

--- a/templates/new_templates/new_normal.docx
+++ b/templates/new_templates/new_normal.docx
@@ -617,8 +617,6 @@
         </w:rPr>
         <w:t xml:space="preserve">    </w:t>
       </w:r>
-      <w:bookmarkStart w:id="0" w:name="_GoBack"/>
-      <w:bookmarkEnd w:id="0"/>
       <w:r>
         <w:rPr>
           <w:rFonts w:hint="eastAsia"/>
@@ -3331,28 +3329,41 @@
           </w:tcPr>
           <w:p>
             <w:pPr>
+              <w:keepNext w:val="0"/>
+              <w:keepLines w:val="0"/>
+              <w:widowControl w:val="0"/>
+              <w:suppressLineNumbers w:val="0"/>
               <w:snapToGrid w:val="0"/>
+              <w:spacing w:before="0" w:beforeAutospacing="0" w:after="0" w:afterAutospacing="0"/>
+              <w:ind w:left="0" w:right="0"/>
               <w:jc w:val="center"/>
               <w:rPr>
-                <w:rFonts w:hint="eastAsia" w:ascii="宋体" w:hAnsi="宋体" w:eastAsia="宋体"/>
+                <w:rFonts w:hint="eastAsia" w:ascii="宋体" w:hAnsi="宋体" w:eastAsia="宋体" w:cs="Times New Roman"/>
+                <w:kern w:val="2"/>
                 <w:sz w:val="21"/>
                 <w:szCs w:val="21"/>
-                <w:lang w:val="en-US" w:eastAsia="zh-CN"/>
               </w:rPr>
             </w:pPr>
             <w:r>
               <w:rPr>
-                <w:rFonts w:hint="eastAsia" w:ascii="宋体" w:hAnsi="宋体" w:eastAsia="宋体"/>
+                <w:rFonts w:hint="eastAsia" w:ascii="宋体" w:hAnsi="宋体" w:eastAsia="宋体" w:cs="宋体"/>
+                <w:kern w:val="2"/>
                 <w:sz w:val="21"/>
                 <w:szCs w:val="21"/>
-                <w:lang w:val="en-US" w:eastAsia="zh-CN"/>
-              </w:rPr>
-              <w:t>0.506%</w:t>
+                <w:lang w:val="en-US" w:eastAsia="zh-CN" w:bidi="ar"/>
+              </w:rPr>
+              <w:t>0.499%</w:t>
             </w:r>
           </w:p>
           <w:p>
             <w:pPr>
+              <w:keepNext w:val="0"/>
+              <w:keepLines w:val="0"/>
+              <w:widowControl w:val="0"/>
+              <w:suppressLineNumbers w:val="0"/>
               <w:snapToGrid w:val="0"/>
+              <w:spacing w:before="0" w:beforeAutospacing="0" w:after="0" w:afterAutospacing="0"/>
+              <w:ind w:left="0" w:leftChars="0" w:right="0" w:rightChars="0"/>
               <w:jc w:val="center"/>
               <w:rPr>
                 <w:rFonts w:hint="eastAsia" w:ascii="宋体" w:hAnsi="宋体" w:eastAsia="宋体" w:cs="宋体"/>
@@ -3363,10 +3374,11 @@
             </w:pPr>
             <w:r>
               <w:rPr>
-                <w:rFonts w:hint="eastAsia" w:ascii="宋体" w:hAnsi="宋体" w:eastAsia="宋体"/>
+                <w:rFonts w:hint="eastAsia" w:ascii="宋体" w:hAnsi="宋体" w:eastAsia="宋体" w:cs="宋体"/>
+                <w:kern w:val="2"/>
                 <w:sz w:val="21"/>
                 <w:szCs w:val="21"/>
-                <w:lang w:val="en-US" w:eastAsia="zh-CN"/>
+                <w:lang w:val="en-US" w:eastAsia="zh-CN" w:bidi="ar"/>
               </w:rPr>
               <w:t>mol/mol</w:t>
             </w:r>
@@ -3380,7 +3392,13 @@
           </w:tcPr>
           <w:p>
             <w:pPr>
+              <w:keepNext w:val="0"/>
+              <w:keepLines w:val="0"/>
+              <w:widowControl w:val="0"/>
+              <w:suppressLineNumbers w:val="0"/>
               <w:snapToGrid w:val="0"/>
+              <w:spacing w:before="0" w:beforeAutospacing="0" w:after="0" w:afterAutospacing="0"/>
+              <w:ind w:left="0" w:leftChars="0" w:right="0" w:rightChars="0"/>
               <w:jc w:val="center"/>
               <w:rPr>
                 <w:rFonts w:hint="eastAsia" w:ascii="宋体" w:hAnsi="宋体" w:eastAsia="宋体" w:cs="宋体"/>
@@ -3396,9 +3414,9 @@
                 <w:kern w:val="10"/>
                 <w:sz w:val="21"/>
                 <w:szCs w:val="21"/>
-                <w:lang w:val="en-US" w:eastAsia="zh-CN"/>
-              </w:rPr>
-              <w:t>L221213065</w:t>
+                <w:lang w:val="en-US" w:eastAsia="zh-CN" w:bidi="ar"/>
+              </w:rPr>
+              <w:t>156241182095</w:t>
             </w:r>
           </w:p>
         </w:tc>
@@ -3523,8 +3541,9 @@
               <w:snapToGrid w:val="0"/>
               <w:jc w:val="center"/>
               <w:rPr>
-                <w:rFonts w:hint="eastAsia" w:ascii="宋体" w:hAnsi="宋体" w:eastAsia="宋体"/>
+                <w:rFonts w:hint="default" w:ascii="宋体" w:hAnsi="宋体" w:eastAsia="宋体"/>
                 <w:szCs w:val="21"/>
+                <w:lang w:val="en-US" w:eastAsia="zh-CN"/>
               </w:rPr>
             </w:pPr>
             <w:r>
@@ -3547,15 +3566,25 @@
                 <w:szCs w:val="21"/>
                 <w:lang w:val="en-US" w:eastAsia="zh-CN"/>
               </w:rPr>
-              <w:t>6</w:t>
+              <w:t>7</w:t>
             </w:r>
             <w:r>
               <w:rPr>
                 <w:rFonts w:ascii="宋体" w:hAnsi="宋体" w:eastAsia="宋体"/>
                 <w:szCs w:val="21"/>
               </w:rPr>
-              <w:t>.07.13</w:t>
-            </w:r>
+              <w:t>.07.</w:t>
+            </w:r>
+            <w:r>
+              <w:rPr>
+                <w:rFonts w:hint="eastAsia" w:ascii="宋体" w:hAnsi="宋体" w:eastAsia="宋体"/>
+                <w:szCs w:val="21"/>
+                <w:lang w:val="en-US" w:eastAsia="zh-CN"/>
+              </w:rPr>
+              <w:t>08</w:t>
+            </w:r>
+            <w:bookmarkStart w:id="0" w:name="_GoBack"/>
+            <w:bookmarkEnd w:id="0"/>
           </w:p>
         </w:tc>
       </w:tr>
@@ -3585,28 +3614,41 @@
           </w:tcPr>
           <w:p>
             <w:pPr>
+              <w:keepNext w:val="0"/>
+              <w:keepLines w:val="0"/>
+              <w:widowControl w:val="0"/>
+              <w:suppressLineNumbers w:val="0"/>
               <w:snapToGrid w:val="0"/>
+              <w:spacing w:before="0" w:beforeAutospacing="0" w:after="0" w:afterAutospacing="0"/>
+              <w:ind w:left="0" w:right="0"/>
               <w:jc w:val="center"/>
               <w:rPr>
-                <w:rFonts w:hint="eastAsia" w:ascii="宋体" w:hAnsi="宋体" w:eastAsia="宋体"/>
+                <w:rFonts w:hint="eastAsia" w:ascii="宋体" w:hAnsi="宋体" w:eastAsia="宋体" w:cs="Times New Roman"/>
+                <w:kern w:val="2"/>
                 <w:sz w:val="21"/>
                 <w:szCs w:val="21"/>
-                <w:lang w:val="en-US" w:eastAsia="zh-CN"/>
               </w:rPr>
             </w:pPr>
             <w:r>
               <w:rPr>
-                <w:rFonts w:hint="eastAsia" w:ascii="宋体" w:hAnsi="宋体" w:eastAsia="宋体"/>
+                <w:rFonts w:hint="eastAsia" w:ascii="宋体" w:hAnsi="宋体" w:eastAsia="宋体" w:cs="宋体"/>
+                <w:kern w:val="2"/>
                 <w:sz w:val="21"/>
                 <w:szCs w:val="21"/>
-                <w:lang w:val="en-US" w:eastAsia="zh-CN"/>
+                <w:lang w:val="en-US" w:eastAsia="zh-CN" w:bidi="ar"/>
               </w:rPr>
               <w:t>2.01%</w:t>
             </w:r>
           </w:p>
           <w:p>
             <w:pPr>
+              <w:keepNext w:val="0"/>
+              <w:keepLines w:val="0"/>
+              <w:widowControl w:val="0"/>
+              <w:suppressLineNumbers w:val="0"/>
               <w:snapToGrid w:val="0"/>
+              <w:spacing w:before="0" w:beforeAutospacing="0" w:after="0" w:afterAutospacing="0"/>
+              <w:ind w:left="0" w:leftChars="0" w:right="0" w:rightChars="0"/>
               <w:jc w:val="center"/>
               <w:rPr>
                 <w:rFonts w:hint="eastAsia" w:ascii="宋体" w:hAnsi="宋体" w:eastAsia="宋体" w:cs="宋体"/>
@@ -3617,10 +3659,11 @@
             </w:pPr>
             <w:r>
               <w:rPr>
-                <w:rFonts w:hint="eastAsia" w:ascii="宋体" w:hAnsi="宋体" w:eastAsia="宋体"/>
+                <w:rFonts w:hint="eastAsia" w:ascii="宋体" w:hAnsi="宋体" w:eastAsia="宋体" w:cs="宋体"/>
+                <w:kern w:val="2"/>
                 <w:sz w:val="21"/>
                 <w:szCs w:val="21"/>
-                <w:lang w:val="en-US" w:eastAsia="zh-CN"/>
+                <w:lang w:val="en-US" w:eastAsia="zh-CN" w:bidi="ar"/>
               </w:rPr>
               <w:t>mol/mol</w:t>
             </w:r>
@@ -3634,7 +3677,13 @@
           </w:tcPr>
           <w:p>
             <w:pPr>
+              <w:keepNext w:val="0"/>
+              <w:keepLines w:val="0"/>
+              <w:widowControl w:val="0"/>
+              <w:suppressLineNumbers w:val="0"/>
               <w:snapToGrid w:val="0"/>
+              <w:spacing w:before="0" w:beforeAutospacing="0" w:after="0" w:afterAutospacing="0"/>
+              <w:ind w:left="0" w:leftChars="0" w:right="0" w:rightChars="0"/>
               <w:jc w:val="center"/>
               <w:rPr>
                 <w:rFonts w:hint="eastAsia" w:ascii="宋体" w:hAnsi="宋体" w:eastAsia="宋体" w:cs="宋体"/>
@@ -3650,9 +3699,9 @@
                 <w:kern w:val="10"/>
                 <w:sz w:val="21"/>
                 <w:szCs w:val="21"/>
-                <w:lang w:val="en-US" w:eastAsia="zh-CN"/>
-              </w:rPr>
-              <w:t>TF03120</w:t>
+                <w:lang w:val="en-US" w:eastAsia="zh-CN" w:bidi="ar"/>
+              </w:rPr>
+              <w:t>156261121167</w:t>
             </w:r>
           </w:p>
         </w:tc>
@@ -3741,28 +3790,41 @@
           </w:tcPr>
           <w:p>
             <w:pPr>
+              <w:keepNext w:val="0"/>
+              <w:keepLines w:val="0"/>
+              <w:widowControl w:val="0"/>
+              <w:suppressLineNumbers w:val="0"/>
               <w:snapToGrid w:val="0"/>
+              <w:spacing w:before="0" w:beforeAutospacing="0" w:after="0" w:afterAutospacing="0"/>
+              <w:ind w:left="0" w:right="0"/>
               <w:jc w:val="center"/>
               <w:rPr>
-                <w:rFonts w:hint="eastAsia" w:ascii="宋体" w:hAnsi="宋体" w:eastAsia="宋体"/>
+                <w:rFonts w:hint="eastAsia" w:ascii="宋体" w:hAnsi="宋体" w:eastAsia="宋体" w:cs="Times New Roman"/>
+                <w:kern w:val="2"/>
                 <w:sz w:val="21"/>
                 <w:szCs w:val="21"/>
-                <w:lang w:val="en-US" w:eastAsia="zh-CN"/>
               </w:rPr>
             </w:pPr>
             <w:r>
               <w:rPr>
-                <w:rFonts w:hint="eastAsia" w:ascii="宋体" w:hAnsi="宋体" w:eastAsia="宋体"/>
+                <w:rFonts w:hint="eastAsia" w:ascii="宋体" w:hAnsi="宋体" w:eastAsia="宋体" w:cs="宋体"/>
+                <w:kern w:val="2"/>
                 <w:sz w:val="21"/>
                 <w:szCs w:val="21"/>
-                <w:lang w:val="en-US" w:eastAsia="zh-CN"/>
-              </w:rPr>
-              <w:t>3.02%</w:t>
+                <w:lang w:val="en-US" w:eastAsia="zh-CN" w:bidi="ar"/>
+              </w:rPr>
+              <w:t>3.00%</w:t>
             </w:r>
           </w:p>
           <w:p>
             <w:pPr>
+              <w:keepNext w:val="0"/>
+              <w:keepLines w:val="0"/>
+              <w:widowControl w:val="0"/>
+              <w:suppressLineNumbers w:val="0"/>
               <w:snapToGrid w:val="0"/>
+              <w:spacing w:before="0" w:beforeAutospacing="0" w:after="0" w:afterAutospacing="0"/>
+              <w:ind w:left="0" w:leftChars="0" w:right="0" w:rightChars="0"/>
               <w:jc w:val="center"/>
               <w:rPr>
                 <w:rFonts w:hint="eastAsia" w:ascii="宋体" w:hAnsi="宋体" w:eastAsia="宋体" w:cs="宋体"/>
@@ -3773,10 +3835,11 @@
             </w:pPr>
             <w:r>
               <w:rPr>
-                <w:rFonts w:hint="eastAsia" w:ascii="宋体" w:hAnsi="宋体" w:eastAsia="宋体"/>
+                <w:rFonts w:hint="eastAsia" w:ascii="宋体" w:hAnsi="宋体" w:eastAsia="宋体" w:cs="宋体"/>
+                <w:kern w:val="2"/>
                 <w:sz w:val="21"/>
                 <w:szCs w:val="21"/>
-                <w:lang w:val="en-US" w:eastAsia="zh-CN"/>
+                <w:lang w:val="en-US" w:eastAsia="zh-CN" w:bidi="ar"/>
               </w:rPr>
               <w:t>mol/mol</w:t>
             </w:r>
@@ -3790,7 +3853,13 @@
           </w:tcPr>
           <w:p>
             <w:pPr>
+              <w:keepNext w:val="0"/>
+              <w:keepLines w:val="0"/>
+              <w:widowControl w:val="0"/>
+              <w:suppressLineNumbers w:val="0"/>
               <w:snapToGrid w:val="0"/>
+              <w:spacing w:before="0" w:beforeAutospacing="0" w:after="0" w:afterAutospacing="0"/>
+              <w:ind w:left="0" w:leftChars="0" w:right="0" w:rightChars="0"/>
               <w:jc w:val="center"/>
               <w:rPr>
                 <w:rFonts w:hint="eastAsia" w:ascii="宋体" w:hAnsi="宋体" w:eastAsia="宋体" w:cs="宋体"/>
@@ -3806,9 +3875,9 @@
                 <w:kern w:val="10"/>
                 <w:sz w:val="21"/>
                 <w:szCs w:val="21"/>
-                <w:lang w:val="en-US" w:eastAsia="zh-CN"/>
-              </w:rPr>
-              <w:t>93213100</w:t>
+                <w:lang w:val="en-US" w:eastAsia="zh-CN" w:bidi="ar"/>
+              </w:rPr>
+              <w:t>156261121082</w:t>
             </w:r>
           </w:p>
         </w:tc>
@@ -5851,6 +5920,19 @@
     <w:unhideWhenUsed/>
     <w:qFormat/>
     <w:uiPriority w:val="99"/>
+    <w:pPr>
+      <w:keepNext w:val="0"/>
+      <w:keepLines w:val="0"/>
+      <w:widowControl/>
+      <w:suppressLineNumbers w:val="0"/>
+      <w:spacing w:before="0" w:beforeAutospacing="0" w:after="0" w:afterAutospacing="0"/>
+      <w:ind w:left="0" w:right="0"/>
+    </w:pPr>
+    <w:rPr>
+      <w:rFonts w:hint="default" w:ascii="Times New Roman" w:hAnsi="Times New Roman" w:cs="Times New Roman"/>
+      <w:sz w:val="20"/>
+      <w:szCs w:val="20"/>
+    </w:rPr>
     <w:tblPr>
       <w:tblCellMar>
         <w:top w:w="0" w:type="dxa"/>

--- a/templates/new_templates/new_normal.docx
+++ b/templates/new_templates/new_normal.docx
@@ -3131,7 +3131,12 @@
           </w:tcPr>
           <w:p>
             <w:pPr>
+              <w:keepNext w:val="0"/>
+              <w:keepLines w:val="0"/>
+              <w:suppressLineNumbers w:val="0"/>
               <w:snapToGrid w:val="0"/>
+              <w:spacing w:before="0" w:beforeAutospacing="0" w:after="0" w:afterAutospacing="0"/>
+              <w:ind w:left="0" w:right="0"/>
               <w:jc w:val="center"/>
               <w:rPr>
                 <w:rFonts w:hint="eastAsia" w:ascii="宋体" w:hAnsi="宋体" w:eastAsia="宋体"/>
@@ -3155,7 +3160,12 @@
           </w:tcPr>
           <w:p>
             <w:pPr>
+              <w:keepNext w:val="0"/>
+              <w:keepLines w:val="0"/>
+              <w:suppressLineNumbers w:val="0"/>
               <w:snapToGrid w:val="0"/>
+              <w:spacing w:before="0" w:beforeAutospacing="0" w:after="0" w:afterAutospacing="0"/>
+              <w:ind w:left="0" w:right="0"/>
               <w:jc w:val="center"/>
               <w:rPr>
                 <w:rFonts w:hint="eastAsia" w:ascii="宋体" w:hAnsi="宋体" w:eastAsia="宋体"/>
@@ -3179,7 +3189,12 @@
           </w:tcPr>
           <w:p>
             <w:pPr>
+              <w:keepNext w:val="0"/>
+              <w:keepLines w:val="0"/>
+              <w:suppressLineNumbers w:val="0"/>
               <w:snapToGrid w:val="0"/>
+              <w:spacing w:before="0" w:beforeAutospacing="0" w:after="0" w:afterAutospacing="0"/>
+              <w:ind w:left="0" w:right="0"/>
               <w:jc w:val="center"/>
               <w:rPr>
                 <w:rFonts w:hint="eastAsia" w:ascii="宋体" w:hAnsi="宋体" w:eastAsia="宋体"/>
@@ -3205,7 +3220,12 @@
           </w:tcPr>
           <w:p>
             <w:pPr>
+              <w:keepNext w:val="0"/>
+              <w:keepLines w:val="0"/>
+              <w:suppressLineNumbers w:val="0"/>
               <w:snapToGrid w:val="0"/>
+              <w:spacing w:before="0" w:beforeAutospacing="0" w:after="0" w:afterAutospacing="0"/>
+              <w:ind w:left="0" w:right="0"/>
               <w:jc w:val="center"/>
               <w:rPr>
                 <w:rFonts w:hint="eastAsia" w:ascii="宋体" w:hAnsi="宋体" w:eastAsia="宋体"/>
@@ -3229,7 +3249,12 @@
           </w:tcPr>
           <w:p>
             <w:pPr>
+              <w:keepNext w:val="0"/>
+              <w:keepLines w:val="0"/>
+              <w:suppressLineNumbers w:val="0"/>
               <w:snapToGrid w:val="0"/>
+              <w:spacing w:before="0" w:beforeAutospacing="0" w:after="0" w:afterAutospacing="0"/>
+              <w:ind w:left="0" w:right="0"/>
               <w:jc w:val="center"/>
               <w:rPr>
                 <w:rFonts w:hint="eastAsia" w:ascii="宋体" w:hAnsi="宋体" w:eastAsia="宋体"/>
@@ -3253,7 +3278,12 @@
           </w:tcPr>
           <w:p>
             <w:pPr>
+              <w:keepNext w:val="0"/>
+              <w:keepLines w:val="0"/>
+              <w:suppressLineNumbers w:val="0"/>
               <w:snapToGrid w:val="0"/>
+              <w:spacing w:before="0" w:beforeAutospacing="0" w:after="0" w:afterAutospacing="0"/>
+              <w:ind w:left="0" w:right="0"/>
               <w:jc w:val="center"/>
               <w:rPr>
                 <w:rFonts w:hint="eastAsia" w:ascii="宋体" w:hAnsi="宋体" w:eastAsia="宋体"/>
@@ -3429,7 +3459,12 @@
           </w:tcPr>
           <w:p>
             <w:pPr>
+              <w:keepNext w:val="0"/>
+              <w:keepLines w:val="0"/>
+              <w:suppressLineNumbers w:val="0"/>
               <w:snapToGrid w:val="0"/>
+              <w:spacing w:before="0" w:beforeAutospacing="0" w:after="0" w:afterAutospacing="0"/>
+              <w:ind w:left="0" w:right="0"/>
               <w:jc w:val="center"/>
               <w:rPr>
                 <w:rFonts w:hint="eastAsia" w:ascii="宋体" w:hAnsi="宋体" w:eastAsia="宋体"/>
@@ -3468,7 +3503,7 @@
             </w:r>
             <w:r>
               <w:rPr>
-                <w:rFonts w:ascii="宋体" w:hAnsi="宋体"/>
+                <w:rFonts w:hint="default" w:ascii="宋体" w:hAnsi="宋体"/>
                 <w:color w:val="000000"/>
                 <w:sz w:val="24"/>
                 <w:szCs w:val="24"/>
@@ -3488,7 +3523,7 @@
             </w:r>
             <w:r>
               <w:rPr>
-                <w:rFonts w:ascii="宋体" w:hAnsi="宋体"/>
+                <w:rFonts w:hint="default" w:ascii="宋体" w:hAnsi="宋体"/>
                 <w:color w:val="000000"/>
                 <w:sz w:val="24"/>
                 <w:szCs w:val="24"/>
@@ -3497,7 +3532,7 @@
             </w:r>
             <w:r>
               <w:rPr>
-                <w:rFonts w:ascii="宋体" w:hAnsi="宋体" w:eastAsia="宋体"/>
+                <w:rFonts w:hint="default" w:ascii="宋体" w:hAnsi="宋体" w:eastAsia="宋体"/>
                 <w:szCs w:val="21"/>
               </w:rPr>
               <w:t xml:space="preserve"> </w:t>
@@ -3513,7 +3548,12 @@
           </w:tcPr>
           <w:p>
             <w:pPr>
+              <w:keepNext w:val="0"/>
+              <w:keepLines w:val="0"/>
+              <w:suppressLineNumbers w:val="0"/>
               <w:snapToGrid w:val="0"/>
+              <w:spacing w:before="0" w:beforeAutospacing="0" w:after="0" w:afterAutospacing="0"/>
+              <w:ind w:left="0" w:right="0"/>
               <w:jc w:val="center"/>
               <w:rPr>
                 <w:rFonts w:hint="eastAsia" w:ascii="宋体" w:hAnsi="宋体" w:eastAsia="宋体"/>
@@ -3538,7 +3578,12 @@
           </w:tcPr>
           <w:p>
             <w:pPr>
+              <w:keepNext w:val="0"/>
+              <w:keepLines w:val="0"/>
+              <w:suppressLineNumbers w:val="0"/>
               <w:snapToGrid w:val="0"/>
+              <w:spacing w:before="0" w:beforeAutospacing="0" w:after="0" w:afterAutospacing="0"/>
+              <w:ind w:left="0" w:right="0"/>
               <w:jc w:val="center"/>
               <w:rPr>
                 <w:rFonts w:hint="default" w:ascii="宋体" w:hAnsi="宋体" w:eastAsia="宋体"/>
@@ -3555,7 +3600,7 @@
             </w:r>
             <w:r>
               <w:rPr>
-                <w:rFonts w:ascii="宋体" w:hAnsi="宋体" w:eastAsia="宋体"/>
+                <w:rFonts w:hint="default" w:ascii="宋体" w:hAnsi="宋体" w:eastAsia="宋体"/>
                 <w:szCs w:val="21"/>
               </w:rPr>
               <w:t>02</w:t>
@@ -3570,7 +3615,7 @@
             </w:r>
             <w:r>
               <w:rPr>
-                <w:rFonts w:ascii="宋体" w:hAnsi="宋体" w:eastAsia="宋体"/>
+                <w:rFonts w:hint="default" w:ascii="宋体" w:hAnsi="宋体" w:eastAsia="宋体"/>
                 <w:szCs w:val="21"/>
               </w:rPr>
               <w:t>.07.</w:t>
@@ -3583,8 +3628,6 @@
               </w:rPr>
               <w:t>08</w:t>
             </w:r>
-            <w:bookmarkStart w:id="0" w:name="_GoBack"/>
-            <w:bookmarkEnd w:id="0"/>
           </w:p>
         </w:tc>
       </w:tr>
@@ -3601,8 +3644,16 @@
           </w:tcPr>
           <w:p>
             <w:pPr>
+              <w:keepNext w:val="0"/>
+              <w:keepLines w:val="0"/>
+              <w:suppressLineNumbers w:val="0"/>
               <w:snapToGrid w:val="0"/>
+              <w:spacing w:before="0" w:beforeAutospacing="0" w:after="0" w:afterAutospacing="0"/>
+              <w:ind w:left="0" w:right="0"/>
               <w:jc w:val="center"/>
+              <w:rPr>
+                <w:rFonts w:hint="default"/>
+              </w:rPr>
             </w:pPr>
           </w:p>
         </w:tc>
@@ -3714,10 +3765,15 @@
           </w:tcPr>
           <w:p>
             <w:pPr>
+              <w:keepNext w:val="0"/>
+              <w:keepLines w:val="0"/>
+              <w:suppressLineNumbers w:val="0"/>
               <w:snapToGrid w:val="0"/>
+              <w:spacing w:before="0" w:beforeAutospacing="0" w:after="0" w:afterAutospacing="0"/>
+              <w:ind w:left="0" w:right="0"/>
               <w:jc w:val="center"/>
               <w:rPr>
-                <w:rFonts w:ascii="Times New Roman" w:hAnsi="Times New Roman" w:eastAsia="宋体"/>
+                <w:rFonts w:hint="default" w:ascii="Times New Roman" w:hAnsi="Times New Roman" w:eastAsia="宋体"/>
                 <w:szCs w:val="21"/>
               </w:rPr>
             </w:pPr>
@@ -3732,10 +3788,15 @@
           </w:tcPr>
           <w:p>
             <w:pPr>
+              <w:keepNext w:val="0"/>
+              <w:keepLines w:val="0"/>
+              <w:suppressLineNumbers w:val="0"/>
               <w:snapToGrid w:val="0"/>
+              <w:spacing w:before="0" w:beforeAutospacing="0" w:after="0" w:afterAutospacing="0"/>
+              <w:ind w:left="0" w:right="0"/>
               <w:jc w:val="center"/>
               <w:rPr>
-                <w:rFonts w:ascii="Times New Roman" w:hAnsi="Times New Roman" w:eastAsia="宋体"/>
+                <w:rFonts w:hint="default" w:ascii="Times New Roman" w:hAnsi="Times New Roman" w:eastAsia="宋体"/>
                 <w:szCs w:val="21"/>
               </w:rPr>
             </w:pPr>
@@ -3750,10 +3811,15 @@
           </w:tcPr>
           <w:p>
             <w:pPr>
+              <w:keepNext w:val="0"/>
+              <w:keepLines w:val="0"/>
+              <w:suppressLineNumbers w:val="0"/>
               <w:snapToGrid w:val="0"/>
+              <w:spacing w:before="0" w:beforeAutospacing="0" w:after="0" w:afterAutospacing="0"/>
+              <w:ind w:left="0" w:right="0"/>
               <w:jc w:val="center"/>
               <w:rPr>
-                <w:rFonts w:ascii="Times New Roman" w:hAnsi="Times New Roman" w:eastAsia="宋体"/>
+                <w:rFonts w:hint="default" w:ascii="Times New Roman" w:hAnsi="Times New Roman" w:eastAsia="宋体"/>
                 <w:szCs w:val="21"/>
               </w:rPr>
             </w:pPr>
@@ -3773,10 +3839,15 @@
           </w:tcPr>
           <w:p>
             <w:pPr>
+              <w:keepNext w:val="0"/>
+              <w:keepLines w:val="0"/>
+              <w:suppressLineNumbers w:val="0"/>
               <w:snapToGrid w:val="0"/>
+              <w:spacing w:before="0" w:beforeAutospacing="0" w:after="0" w:afterAutospacing="0"/>
+              <w:ind w:left="0" w:right="0"/>
               <w:jc w:val="center"/>
               <w:rPr>
-                <w:rFonts w:ascii="Times New Roman" w:hAnsi="Times New Roman" w:eastAsia="宋体"/>
+                <w:rFonts w:hint="default" w:ascii="Times New Roman" w:hAnsi="Times New Roman" w:eastAsia="宋体"/>
                 <w:szCs w:val="21"/>
               </w:rPr>
             </w:pPr>
@@ -3890,10 +3961,15 @@
           </w:tcPr>
           <w:p>
             <w:pPr>
+              <w:keepNext w:val="0"/>
+              <w:keepLines w:val="0"/>
+              <w:suppressLineNumbers w:val="0"/>
               <w:snapToGrid w:val="0"/>
+              <w:spacing w:before="0" w:beforeAutospacing="0" w:after="0" w:afterAutospacing="0"/>
+              <w:ind w:left="0" w:right="0"/>
               <w:jc w:val="center"/>
               <w:rPr>
-                <w:rFonts w:ascii="Times New Roman" w:hAnsi="Times New Roman" w:eastAsia="宋体"/>
+                <w:rFonts w:hint="default" w:ascii="Times New Roman" w:hAnsi="Times New Roman" w:eastAsia="宋体"/>
                 <w:szCs w:val="21"/>
               </w:rPr>
             </w:pPr>
@@ -3908,10 +3984,15 @@
           </w:tcPr>
           <w:p>
             <w:pPr>
+              <w:keepNext w:val="0"/>
+              <w:keepLines w:val="0"/>
+              <w:suppressLineNumbers w:val="0"/>
               <w:snapToGrid w:val="0"/>
+              <w:spacing w:before="0" w:beforeAutospacing="0" w:after="0" w:afterAutospacing="0"/>
+              <w:ind w:left="0" w:right="0"/>
               <w:jc w:val="center"/>
               <w:rPr>
-                <w:rFonts w:ascii="Times New Roman" w:hAnsi="Times New Roman" w:eastAsia="宋体"/>
+                <w:rFonts w:hint="default" w:ascii="Times New Roman" w:hAnsi="Times New Roman" w:eastAsia="宋体"/>
                 <w:szCs w:val="21"/>
               </w:rPr>
             </w:pPr>
@@ -3926,10 +4007,15 @@
           </w:tcPr>
           <w:p>
             <w:pPr>
+              <w:keepNext w:val="0"/>
+              <w:keepLines w:val="0"/>
+              <w:suppressLineNumbers w:val="0"/>
               <w:snapToGrid w:val="0"/>
+              <w:spacing w:before="0" w:beforeAutospacing="0" w:after="0" w:afterAutospacing="0"/>
+              <w:ind w:left="0" w:right="0"/>
               <w:jc w:val="center"/>
               <w:rPr>
-                <w:rFonts w:ascii="Times New Roman" w:hAnsi="Times New Roman" w:eastAsia="宋体"/>
+                <w:rFonts w:hint="default" w:ascii="Times New Roman" w:hAnsi="Times New Roman" w:eastAsia="宋体"/>
                 <w:szCs w:val="21"/>
               </w:rPr>
             </w:pPr>
@@ -4432,9 +4518,15 @@
           </w:tcPr>
           <w:p>
             <w:pPr>
+              <w:keepNext w:val="0"/>
+              <w:keepLines w:val="0"/>
+              <w:suppressLineNumbers w:val="0"/>
               <w:snapToGrid w:val="0"/>
+              <w:spacing w:before="0" w:beforeAutospacing="0" w:after="0" w:afterAutospacing="0"/>
+              <w:ind w:left="0" w:right="0"/>
               <w:jc w:val="center"/>
               <w:rPr>
+                <w:rFonts w:hint="default"/>
                 <w:sz w:val="24"/>
                 <w:szCs w:val="24"/>
               </w:rPr>
@@ -4459,7 +4551,7 @@
             </w:r>
             <w:r>
               <w:rPr>
-                <w:rFonts w:ascii="Times New Roman" w:hAnsi="Times New Roman"/>
+                <w:rFonts w:hint="default" w:ascii="Times New Roman" w:hAnsi="Times New Roman"/>
                 <w:sz w:val="24"/>
                 <w:szCs w:val="24"/>
                 <w:lang w:bidi="ar"/>
@@ -4491,9 +4583,15 @@
           </w:tcPr>
           <w:p>
             <w:pPr>
+              <w:keepNext w:val="0"/>
+              <w:keepLines w:val="0"/>
+              <w:suppressLineNumbers w:val="0"/>
               <w:snapToGrid w:val="0"/>
+              <w:spacing w:before="0" w:beforeAutospacing="0" w:after="0" w:afterAutospacing="0"/>
+              <w:ind w:left="0" w:right="0"/>
               <w:jc w:val="center"/>
               <w:rPr>
+                <w:rFonts w:hint="default"/>
                 <w:sz w:val="24"/>
                 <w:szCs w:val="24"/>
               </w:rPr>
@@ -4518,7 +4616,7 @@
             </w:r>
             <w:r>
               <w:rPr>
-                <w:rFonts w:ascii="Times New Roman" w:hAnsi="Times New Roman"/>
+                <w:rFonts w:hint="default" w:ascii="Times New Roman" w:hAnsi="Times New Roman"/>
                 <w:sz w:val="24"/>
                 <w:szCs w:val="24"/>
                 <w:lang w:bidi="ar"/>
@@ -4550,9 +4648,15 @@
           </w:tcPr>
           <w:p>
             <w:pPr>
+              <w:keepNext w:val="0"/>
+              <w:keepLines w:val="0"/>
+              <w:suppressLineNumbers w:val="0"/>
               <w:snapToGrid w:val="0"/>
+              <w:spacing w:before="0" w:beforeAutospacing="0" w:after="0" w:afterAutospacing="0"/>
+              <w:ind w:left="0" w:right="0"/>
               <w:jc w:val="center"/>
               <w:rPr>
+                <w:rFonts w:hint="default"/>
                 <w:sz w:val="24"/>
                 <w:szCs w:val="24"/>
               </w:rPr>
@@ -4577,7 +4681,7 @@
             </w:r>
             <w:r>
               <w:rPr>
-                <w:rFonts w:ascii="Times New Roman" w:hAnsi="Times New Roman"/>
+                <w:rFonts w:hint="default" w:ascii="Times New Roman" w:hAnsi="Times New Roman"/>
                 <w:sz w:val="24"/>
                 <w:szCs w:val="24"/>
                 <w:lang w:bidi="ar"/>
@@ -4618,11 +4722,15 @@
           </w:tcPr>
           <w:p>
             <w:pPr>
+              <w:keepNext w:val="0"/>
+              <w:keepLines w:val="0"/>
+              <w:suppressLineNumbers w:val="0"/>
               <w:snapToGrid w:val="0"/>
-              <w:ind w:left="240" w:hanging="240" w:hangingChars="100"/>
+              <w:spacing w:before="0" w:beforeAutospacing="0" w:after="0" w:afterAutospacing="0"/>
+              <w:ind w:left="240" w:right="0" w:hanging="240" w:hangingChars="100"/>
               <w:jc w:val="both"/>
               <w:rPr>
-                <w:rFonts w:ascii="宋体" w:hAnsi="宋体" w:eastAsia="宋体"/>
+                <w:rFonts w:hint="default" w:ascii="宋体" w:hAnsi="宋体" w:eastAsia="宋体"/>
                 <w:sz w:val="24"/>
                 <w:szCs w:val="24"/>
               </w:rPr>
@@ -4738,7 +4846,12 @@
           </w:tcPr>
           <w:p>
             <w:pPr>
+              <w:keepNext w:val="0"/>
+              <w:keepLines w:val="0"/>
+              <w:suppressLineNumbers w:val="0"/>
               <w:snapToGrid w:val="0"/>
+              <w:spacing w:before="0" w:beforeAutospacing="0" w:after="0" w:afterAutospacing="0"/>
+              <w:ind w:left="0" w:right="0"/>
               <w:jc w:val="center"/>
               <w:rPr>
                 <w:rFonts w:hint="eastAsia" w:eastAsia="等线"/>
@@ -4772,7 +4885,7 @@
                 <w:szCs w:val="24"/>
                 <w:lang w:val="en-US" w:eastAsia="zh-CN" w:bidi="ar"/>
               </w:rPr>
-              <w:t>1</w:t>
+              <w:t>0</w:t>
             </w:r>
           </w:p>
         </w:tc>
@@ -4790,9 +4903,20 @@
           </w:tcPr>
           <w:p>
             <w:pPr>
+              <w:keepNext w:val="0"/>
+              <w:keepLines w:val="0"/>
+              <w:suppressLineNumbers w:val="0"/>
+              <w:spacing w:before="0" w:beforeAutospacing="0" w:after="0" w:afterAutospacing="0"/>
+              <w:ind w:left="0" w:right="0"/>
               <w:jc w:val="center"/>
+              <w:rPr>
+                <w:rFonts w:hint="default"/>
+              </w:rPr>
             </w:pPr>
             <w:r>
+              <w:rPr>
+                <w:rFonts w:hint="default"/>
+              </w:rPr>
               <w:t>{{indication_10_avg}}</w:t>
             </w:r>
           </w:p>
@@ -4811,9 +4935,20 @@
           </w:tcPr>
           <w:p>
             <w:pPr>
+              <w:keepNext w:val="0"/>
+              <w:keepLines w:val="0"/>
+              <w:suppressLineNumbers w:val="0"/>
+              <w:spacing w:before="0" w:beforeAutospacing="0" w:after="0" w:afterAutospacing="0"/>
+              <w:ind w:left="0" w:right="0"/>
               <w:jc w:val="center"/>
+              <w:rPr>
+                <w:rFonts w:hint="default"/>
+              </w:rPr>
             </w:pPr>
             <w:r>
+              <w:rPr>
+                <w:rFonts w:hint="default"/>
+              </w:rPr>
               <w:t>{{indication_10_error}}</w:t>
             </w:r>
           </w:p>
@@ -4832,6 +4967,11 @@
           </w:tcPr>
           <w:p>
             <w:pPr>
+              <w:keepNext w:val="0"/>
+              <w:keepLines w:val="0"/>
+              <w:suppressLineNumbers w:val="0"/>
+              <w:spacing w:before="0" w:beforeAutospacing="0" w:after="0" w:afterAutospacing="0"/>
+              <w:ind w:left="0" w:right="0"/>
               <w:jc w:val="center"/>
               <w:rPr>
                 <w:rFonts w:hint="default" w:eastAsia="等线"/>
@@ -4866,7 +5006,12 @@
           </w:tcPr>
           <w:p>
             <w:pPr>
+              <w:keepNext w:val="0"/>
+              <w:keepLines w:val="0"/>
+              <w:suppressLineNumbers w:val="0"/>
               <w:snapToGrid w:val="0"/>
+              <w:spacing w:before="0" w:beforeAutospacing="0" w:after="0" w:afterAutospacing="0"/>
+              <w:ind w:left="0" w:right="0"/>
               <w:jc w:val="center"/>
               <w:rPr>
                 <w:rFonts w:hint="eastAsia" w:eastAsia="等线" w:cs="等线"/>
@@ -4909,9 +5054,20 @@
           </w:tcPr>
           <w:p>
             <w:pPr>
+              <w:keepNext w:val="0"/>
+              <w:keepLines w:val="0"/>
+              <w:suppressLineNumbers w:val="0"/>
+              <w:spacing w:before="0" w:beforeAutospacing="0" w:after="0" w:afterAutospacing="0"/>
+              <w:ind w:left="0" w:right="0"/>
               <w:jc w:val="center"/>
+              <w:rPr>
+                <w:rFonts w:hint="default"/>
+              </w:rPr>
             </w:pPr>
             <w:r>
+              <w:rPr>
+                <w:rFonts w:hint="default"/>
+              </w:rPr>
               <w:t>{{indication_40_avg}}</w:t>
             </w:r>
           </w:p>
@@ -4930,9 +5086,20 @@
           </w:tcPr>
           <w:p>
             <w:pPr>
+              <w:keepNext w:val="0"/>
+              <w:keepLines w:val="0"/>
+              <w:suppressLineNumbers w:val="0"/>
+              <w:spacing w:before="0" w:beforeAutospacing="0" w:after="0" w:afterAutospacing="0"/>
+              <w:ind w:left="0" w:right="0"/>
               <w:jc w:val="center"/>
+              <w:rPr>
+                <w:rFonts w:hint="default"/>
+              </w:rPr>
             </w:pPr>
             <w:r>
+              <w:rPr>
+                <w:rFonts w:hint="default"/>
+              </w:rPr>
               <w:t>{{indication_40_error}}</w:t>
             </w:r>
           </w:p>
@@ -4951,7 +5118,15 @@
           </w:tcPr>
           <w:p>
             <w:pPr>
+              <w:keepNext w:val="0"/>
+              <w:keepLines w:val="0"/>
+              <w:suppressLineNumbers w:val="0"/>
+              <w:spacing w:before="0" w:beforeAutospacing="0" w:after="0" w:afterAutospacing="0"/>
+              <w:ind w:left="0" w:right="0"/>
               <w:jc w:val="center"/>
+              <w:rPr>
+                <w:rFonts w:hint="default"/>
+              </w:rPr>
             </w:pPr>
             <w:r>
               <w:rPr>
@@ -4981,7 +5156,12 @@
           </w:tcPr>
           <w:p>
             <w:pPr>
+              <w:keepNext w:val="0"/>
+              <w:keepLines w:val="0"/>
+              <w:suppressLineNumbers w:val="0"/>
               <w:snapToGrid w:val="0"/>
+              <w:spacing w:before="0" w:beforeAutospacing="0" w:after="0" w:afterAutospacing="0"/>
+              <w:ind w:left="0" w:right="0"/>
               <w:jc w:val="center"/>
               <w:rPr>
                 <w:rFonts w:hint="eastAsia" w:eastAsia="等线" w:cs="等线"/>
@@ -5006,8 +5186,10 @@
                 <w:szCs w:val="24"/>
                 <w:lang w:val="en-US" w:eastAsia="zh-CN" w:bidi="ar"/>
               </w:rPr>
-              <w:t>4</w:t>
-            </w:r>
+              <w:t>0</w:t>
+            </w:r>
+            <w:bookmarkStart w:id="0" w:name="_GoBack"/>
+            <w:bookmarkEnd w:id="0"/>
           </w:p>
         </w:tc>
         <w:tc>
@@ -5024,9 +5206,20 @@
           </w:tcPr>
           <w:p>
             <w:pPr>
+              <w:keepNext w:val="0"/>
+              <w:keepLines w:val="0"/>
+              <w:suppressLineNumbers w:val="0"/>
+              <w:spacing w:before="0" w:beforeAutospacing="0" w:after="0" w:afterAutospacing="0"/>
+              <w:ind w:left="0" w:right="0"/>
               <w:jc w:val="center"/>
+              <w:rPr>
+                <w:rFonts w:hint="default"/>
+              </w:rPr>
             </w:pPr>
             <w:r>
+              <w:rPr>
+                <w:rFonts w:hint="default"/>
+              </w:rPr>
               <w:t>{{indication_60_avg}}</w:t>
             </w:r>
           </w:p>
@@ -5045,9 +5238,20 @@
           </w:tcPr>
           <w:p>
             <w:pPr>
+              <w:keepNext w:val="0"/>
+              <w:keepLines w:val="0"/>
+              <w:suppressLineNumbers w:val="0"/>
+              <w:spacing w:before="0" w:beforeAutospacing="0" w:after="0" w:afterAutospacing="0"/>
+              <w:ind w:left="0" w:right="0"/>
               <w:jc w:val="center"/>
+              <w:rPr>
+                <w:rFonts w:hint="default"/>
+              </w:rPr>
             </w:pPr>
             <w:r>
+              <w:rPr>
+                <w:rFonts w:hint="default"/>
+              </w:rPr>
               <w:t>{{indication_60_error}}</w:t>
             </w:r>
           </w:p>
@@ -5066,7 +5270,15 @@
           </w:tcPr>
           <w:p>
             <w:pPr>
+              <w:keepNext w:val="0"/>
+              <w:keepLines w:val="0"/>
+              <w:suppressLineNumbers w:val="0"/>
+              <w:spacing w:before="0" w:beforeAutospacing="0" w:after="0" w:afterAutospacing="0"/>
+              <w:ind w:left="0" w:right="0"/>
               <w:jc w:val="center"/>
+              <w:rPr>
+                <w:rFonts w:hint="default"/>
+              </w:rPr>
             </w:pPr>
             <w:r>
               <w:rPr>

--- a/templates/new_templates/new_normal.docx
+++ b/templates/new_templates/new_normal.docx
@@ -5188,8 +5188,6 @@
               </w:rPr>
               <w:t>0</w:t>
             </w:r>
-            <w:bookmarkStart w:id="0" w:name="_GoBack"/>
-            <w:bookmarkEnd w:id="0"/>
           </w:p>
         </w:tc>
         <w:tc>
@@ -5449,6 +5447,7 @@
           <w:rFonts w:hint="eastAsia" w:ascii="宋体" w:hAnsi="宋体" w:eastAsia="宋体"/>
           <w:sz w:val="24"/>
           <w:szCs w:val="24"/>
+          <w:u w:val="single"/>
         </w:rPr>
       </w:pPr>
       <w:r>
@@ -5460,26 +5459,8 @@
         </w:rPr>
         <w:t>以下空白。</w:t>
       </w:r>
-    </w:p>
-    <w:p>
-      <w:pPr>
-        <w:snapToGrid w:val="0"/>
-        <w:spacing w:line="360" w:lineRule="auto"/>
-        <w:rPr>
-          <w:rFonts w:hint="eastAsia" w:ascii="宋体" w:hAnsi="宋体" w:eastAsia="宋体"/>
-          <w:sz w:val="24"/>
-          <w:szCs w:val="24"/>
-          <w:u w:val="single"/>
-        </w:rPr>
-      </w:pPr>
-      <w:r>
-        <w:rPr>
-          <w:rFonts w:hint="eastAsia" w:ascii="宋体" w:hAnsi="宋体" w:eastAsia="宋体"/>
-          <w:sz w:val="24"/>
-          <w:szCs w:val="24"/>
-        </w:rPr>
-        <w:t xml:space="preserve"> </w:t>
-      </w:r>
+      <w:bookmarkStart w:id="0" w:name="_GoBack"/>
+      <w:bookmarkEnd w:id="0"/>
     </w:p>
     <w:p>
       <w:pPr>
